--- a/TryHackme-Notes/[01]Risk Management.docx
+++ b/TryHackme-Notes/[01]Risk Management.docx
@@ -57,15 +57,7 @@
     <w:p/>
     <w:p>
       <w:r>
-        <w:t xml:space="preserve">A threat is a </w:t>
-      </w:r>
-      <w:proofErr w:type="gramStart"/>
-      <w:r>
-        <w:t>potential harm or</w:t>
-      </w:r>
-      <w:proofErr w:type="gramEnd"/>
-      <w:r>
-        <w:t xml:space="preserve"> danger to an individual, </w:t>
+        <w:t xml:space="preserve">A threat is a potential harm or danger to an individual, </w:t>
       </w:r>
       <w:proofErr w:type="spellStart"/>
       <w:r>
@@ -160,13 +152,8 @@
       </w:r>
     </w:p>
     <w:p>
-      <w:proofErr w:type="gramStart"/>
-      <w:r>
-        <w:t>A power</w:t>
-      </w:r>
-      <w:proofErr w:type="gramEnd"/>
-      <w:r>
-        <w:t xml:space="preserve"> outage can halt an entire company without a backup power source. A failed power supply means the whole server is down unless another backup power supply is on standby. Any of these technical threats can prevent business processes from moving forward; therefore, considering each of these threats is a must in any risk analysis.</w:t>
+      <w:r>
+        <w:t>A power outage can halt an entire company without a backup power source. A failed power supply means the whole server is down unless another backup power supply is on standby. Any of these technical threats can prevent business processes from moving forward; therefore, considering each of these threats is a must in any risk analysis.</w:t>
       </w:r>
     </w:p>
     <w:p/>
@@ -234,6 +221,161 @@
       </w:r>
     </w:p>
     <w:p/>
+    <w:p>
+      <w:r>
+        <w:t xml:space="preserve">In the context of information systems, an asset in information systems refers to any valuable resource or component (tangible or intangible) that an </w:t>
+      </w:r>
+      <w:proofErr w:type="spellStart"/>
+      <w:r>
+        <w:t>organisation</w:t>
+      </w:r>
+      <w:proofErr w:type="spellEnd"/>
+      <w:r>
+        <w:t xml:space="preserve"> relies upon to achieve its objectives. These assets are critical for successfully operating and managing the </w:t>
+      </w:r>
+      <w:proofErr w:type="spellStart"/>
+      <w:r>
+        <w:t>organisation’s</w:t>
+      </w:r>
+      <w:proofErr w:type="spellEnd"/>
+      <w:r>
+        <w:t xml:space="preserve"> information processes.</w:t>
+      </w:r>
+    </w:p>
+    <w:p/>
+    <w:p>
+      <w:r>
+        <w:t>Some examples of assets in an information system include:</w:t>
+      </w:r>
+    </w:p>
+    <w:p/>
+    <w:p>
+      <w:r>
+        <w:t>Hardware: Servers, workstations, routers, switches, firewalls, and other physical devices used to store, process, and transmit information.</w:t>
+      </w:r>
+    </w:p>
+    <w:p>
+      <w:r>
+        <w:t xml:space="preserve">Software: Operating systems, applications, databases, and other programs that enable the </w:t>
+      </w:r>
+      <w:proofErr w:type="spellStart"/>
+      <w:r>
+        <w:t>organisation</w:t>
+      </w:r>
+      <w:proofErr w:type="spellEnd"/>
+      <w:r>
+        <w:t xml:space="preserve"> to perform its functions efficiently and effectively.</w:t>
+      </w:r>
+    </w:p>
+    <w:p>
+      <w:r>
+        <w:t xml:space="preserve">Data: </w:t>
+      </w:r>
+      <w:proofErr w:type="spellStart"/>
+      <w:r>
+        <w:t>Organisational</w:t>
+      </w:r>
+      <w:proofErr w:type="spellEnd"/>
+      <w:r>
+        <w:t xml:space="preserve"> data, which includes sensitive information such as customer records, financial data, intellectual property, and personal data of employees.</w:t>
+      </w:r>
+    </w:p>
+    <w:p>
+      <w:r>
+        <w:t>Documentation: Manuals, policy documents.</w:t>
+      </w:r>
+    </w:p>
+    <w:p>
+      <w:r>
+        <w:t>Risk</w:t>
+      </w:r>
+    </w:p>
+    <w:p>
+      <w:r>
+        <w:t>Risk is the probability of a threat source exploiting an existing vulnerability (in an asset) and resulting in adverse business effects.</w:t>
+      </w:r>
+    </w:p>
+    <w:p>
+      <w:r>
+        <w:rPr>
+          <w:noProof/>
+        </w:rPr>
+        <w:lastRenderedPageBreak/>
+        <w:drawing>
+          <wp:inline distT="0" distB="0" distL="0" distR="0" wp14:anchorId="764D7533" wp14:editId="6A0CEE2F">
+            <wp:extent cx="5943600" cy="5585460"/>
+            <wp:effectExtent l="0" t="0" r="0" b="0"/>
+            <wp:docPr id="591571456" name="Picture 1" descr="Risk is the intersection of threat and vulnerability and asset."/>
+            <wp:cNvGraphicFramePr>
+              <a:graphicFrameLocks xmlns:a="http://schemas.openxmlformats.org/drawingml/2006/main" noChangeAspect="1"/>
+            </wp:cNvGraphicFramePr>
+            <a:graphic xmlns:a="http://schemas.openxmlformats.org/drawingml/2006/main">
+              <a:graphicData uri="http://schemas.openxmlformats.org/drawingml/2006/picture">
+                <pic:pic xmlns:pic="http://schemas.openxmlformats.org/drawingml/2006/picture">
+                  <pic:nvPicPr>
+                    <pic:cNvPr id="0" name="Picture 1" descr="Risk is the intersection of threat and vulnerability and asset."/>
+                    <pic:cNvPicPr>
+                      <a:picLocks noChangeAspect="1" noChangeArrowheads="1"/>
+                    </pic:cNvPicPr>
+                  </pic:nvPicPr>
+                  <pic:blipFill>
+                    <a:blip r:embed="rId4">
+                      <a:extLst>
+                        <a:ext uri="{28A0092B-C50C-407E-A947-70E740481C1C}">
+                          <a14:useLocalDpi xmlns:a14="http://schemas.microsoft.com/office/drawing/2010/main" val="0"/>
+                        </a:ext>
+                      </a:extLst>
+                    </a:blip>
+                    <a:srcRect/>
+                    <a:stretch>
+                      <a:fillRect/>
+                    </a:stretch>
+                  </pic:blipFill>
+                  <pic:spPr bwMode="auto">
+                    <a:xfrm>
+                      <a:off x="0" y="0"/>
+                      <a:ext cx="5943600" cy="5585460"/>
+                    </a:xfrm>
+                    <a:prstGeom prst="rect">
+                      <a:avLst/>
+                    </a:prstGeom>
+                    <a:noFill/>
+                    <a:ln>
+                      <a:noFill/>
+                    </a:ln>
+                  </pic:spPr>
+                </pic:pic>
+              </a:graphicData>
+            </a:graphic>
+          </wp:inline>
+        </w:drawing>
+      </w:r>
+    </w:p>
+    <w:p>
+      <w:r>
+        <w:t xml:space="preserve">Risk is the potential of encountering unforeseen events or circumstances that may lead to a loss, damage, or negative outcome. It is the possibility of an undesirable consequence from an uncertain situation, and it can be present in various aspects of life, such as finance, health, and personal relationships. In a business context, it is the probability of a </w:t>
+      </w:r>
+      <w:r>
+        <w:rPr>
+          <w:i/>
+          <w:iCs/>
+        </w:rPr>
+        <w:t>threat source</w:t>
+      </w:r>
+      <w:r>
+        <w:t xml:space="preserve"> exploiting an existing </w:t>
+      </w:r>
+      <w:r>
+        <w:rPr>
+          <w:i/>
+          <w:iCs/>
+        </w:rPr>
+        <w:t>vulnerability</w:t>
+      </w:r>
+      <w:r>
+        <w:t xml:space="preserve"> and resulting in adverse business effects. Since the existence of assets is taken for granted, some references omit assets from the visual representation.</w:t>
+      </w:r>
+    </w:p>
     <w:sectPr>
       <w:pgSz w:w="12240" w:h="15840"/>
       <w:pgMar w:top="1440" w:right="1440" w:bottom="1440" w:left="1440" w:header="720" w:footer="720" w:gutter="0"/>
@@ -847,7 +989,6 @@
   <w:style w:type="character" w:default="1" w:styleId="DefaultParagraphFont">
     <w:name w:val="Default Paragraph Font"/>
     <w:uiPriority w:val="1"/>
-    <w:semiHidden/>
     <w:unhideWhenUsed/>
   </w:style>
   <w:style w:type="table" w:default="1" w:styleId="TableNormal">
